--- a/platform/scope/out/1_Scope改訂案.docx
+++ b/platform/scope/out/1_Scope改訂案.docx
@@ -377,7 +377,7 @@
                 <w:sz w:val="16"/>
                 <w:szCs w:val="16"/>
               </w:rPr>
-              <w:t xml:space="preserve">全16CQを、前回の検索終了日以降〜2026年10月で更新検索する</w:t>
+              <w:t xml:space="preserve">全16CQを、前回の検索終了日以降〜2026年10月で更新検索し、会議前(2027年3月)にもう一度更新する</w:t>
             </w:r>
           </w:p>
         </w:tc>
@@ -679,7 +679,7 @@
                 <w:sz w:val="16"/>
                 <w:szCs w:val="16"/>
               </w:rPr>
-              <w:t xml:space="preserve">委員会で候補を選定(例: 光生体調節療法、経皮的電気刺激・スクランブラー療法、外用薬、新しい冷却・圧迫機器)。新規RCTが挙がった介入だけCQ化を検討する</w:t>
+              <w:t xml:space="preserve">追加する介入は、文献の件数調査(PubMed、CIPNを対象とするRCTとメタ解析の数)をもとに委員会で選ぶ。目安は、2023年版のScope 7.2の基準にならい、メタ解析とRCTが計3件以上あること。調査前に候補は挙げない。調査結果は別紙</w:t>
             </w:r>
           </w:p>
         </w:tc>
@@ -2491,7 +2491,7 @@
                 <w:sz w:val="16"/>
                 <w:szCs w:val="16"/>
               </w:rPr>
-              <w:t xml:space="preserve">「…診療ガイドライン 改訂版」。刊行年は委員会で決める(案: 2028年)</w:t>
+              <w:t xml:space="preserve">「…診療ガイドライン 改訂版」。公開は2028年6月</w:t>
             </w:r>
           </w:p>
         </w:tc>
@@ -4493,7 +4493,7 @@
           <w:sz w:val="20"/>
           <w:szCs w:val="20"/>
         </w:rPr>
-        <w:t xml:space="preserve">検索期間はCQごとに、前回の検索終了日の翌月から2026年10月まで(下表)。</w:t>
+        <w:t xml:space="preserve">検索期間はCQごとに、前回の検索終了日の翌月から2026年10月まで(下表)。推奨作成会議の前(2027年3月)に更新検索を行う。</w:t>
       </w:r>
     </w:p>
     <w:p>
@@ -5077,7 +5077,7 @@
                 <w:sz w:val="18"/>
                 <w:szCs w:val="18"/>
               </w:rPr>
-              <w:t xml:space="preserve">Scope確定(統括委員会)。患者代表・SR委員へ作業依頼</w:t>
+              <w:t xml:space="preserve">Scope確定(統括委員会)。患者代表・SR委員へ作業依頼。新規介入の件数調査</w:t>
             </w:r>
           </w:p>
         </w:tc>
@@ -5112,7 +5112,7 @@
                 <w:sz w:val="18"/>
                 <w:szCs w:val="18"/>
               </w:rPr>
-              <w:t xml:space="preserve">2026年11月</w:t>
+              <w:t xml:space="preserve">2026年11〜12月</w:t>
             </w:r>
           </w:p>
         </w:tc>
@@ -5141,7 +5141,7 @@
                 <w:sz w:val="18"/>
                 <w:szCs w:val="18"/>
               </w:rPr>
-              <w:t xml:space="preserve">キックオフ会議。検索の実行、一次スクリーニング(2名独立)</w:t>
+              <w:t xml:space="preserve">キックオフ会議。検索の実行(〜2026年10月)、一次スクリーニング(2名独立)</w:t>
             </w:r>
           </w:p>
         </w:tc>
@@ -5176,7 +5176,7 @@
                 <w:sz w:val="18"/>
                 <w:szCs w:val="18"/>
               </w:rPr>
-              <w:t xml:space="preserve">2026年12月</w:t>
+              <w:t xml:space="preserve">2027年1月</w:t>
             </w:r>
           </w:p>
         </w:tc>
@@ -5240,7 +5240,7 @@
                 <w:sz w:val="18"/>
                 <w:szCs w:val="18"/>
               </w:rPr>
-              <w:t xml:space="preserve">2027年1月</w:t>
+              <w:t xml:space="preserve">2027年2〜3月</w:t>
             </w:r>
           </w:p>
         </w:tc>
@@ -5304,7 +5304,7 @@
                 <w:sz w:val="18"/>
                 <w:szCs w:val="18"/>
               </w:rPr>
-              <w:t xml:space="preserve">2027年2月</w:t>
+              <w:t xml:space="preserve">2027年4月</w:t>
             </w:r>
           </w:p>
         </w:tc>
@@ -5333,7 +5333,7 @@
                 <w:sz w:val="18"/>
                 <w:szCs w:val="18"/>
               </w:rPr>
-              <w:t xml:space="preserve">評価の照合・協議、エビデンス総体(SR-8)、SoF</w:t>
+              <w:t xml:space="preserve">評価の照合・協議、エビデンス総体(SR-8)、SoF。検索の更新(〜2027年3月)</w:t>
             </w:r>
           </w:p>
         </w:tc>
@@ -5368,7 +5368,7 @@
                 <w:sz w:val="18"/>
                 <w:szCs w:val="18"/>
               </w:rPr>
-              <w:t xml:space="preserve">2027年3月</w:t>
+              <w:t xml:space="preserve">2027年5月</w:t>
             </w:r>
           </w:p>
         </w:tc>
@@ -5432,7 +5432,7 @@
                 <w:sz w:val="18"/>
                 <w:szCs w:val="18"/>
               </w:rPr>
-              <w:t xml:space="preserve">2027年4〜6月</w:t>
+              <w:t xml:space="preserve">2027年6〜9月</w:t>
             </w:r>
           </w:p>
         </w:tc>
@@ -5461,7 +5461,7 @@
                 <w:sz w:val="18"/>
                 <w:szCs w:val="18"/>
               </w:rPr>
-              <w:t xml:space="preserve">解説の執筆、総論の改訂、草案の完成</w:t>
+              <w:t xml:space="preserve">解説の執筆、総論の改訂(図表の追加)、草案の作成</w:t>
             </w:r>
           </w:p>
         </w:tc>
@@ -5496,7 +5496,7 @@
                 <w:sz w:val="18"/>
                 <w:szCs w:val="18"/>
               </w:rPr>
-              <w:t xml:space="preserve">2027年7月</w:t>
+              <w:t xml:space="preserve">2027年10月</w:t>
             </w:r>
           </w:p>
         </w:tc>
@@ -5525,7 +5525,7 @@
                 <w:sz w:val="18"/>
                 <w:szCs w:val="18"/>
               </w:rPr>
-              <w:t xml:space="preserve">外部評価</w:t>
+              <w:t xml:space="preserve">草案の完成</w:t>
             </w:r>
           </w:p>
         </w:tc>
@@ -5560,7 +5560,7 @@
                 <w:sz w:val="18"/>
                 <w:szCs w:val="18"/>
               </w:rPr>
-              <w:t xml:space="preserve">2027年8〜9月</w:t>
+              <w:t xml:space="preserve">2027年11月</w:t>
             </w:r>
           </w:p>
         </w:tc>
@@ -5589,7 +5589,7 @@
                 <w:sz w:val="18"/>
                 <w:szCs w:val="18"/>
               </w:rPr>
-              <w:t xml:space="preserve">パブリックコメント</w:t>
+              <w:t xml:space="preserve">外部評価</w:t>
             </w:r>
           </w:p>
         </w:tc>
@@ -5624,7 +5624,7 @@
                 <w:sz w:val="18"/>
                 <w:szCs w:val="18"/>
               </w:rPr>
-              <w:t xml:space="preserve">2027年10〜12月</w:t>
+              <w:t xml:space="preserve">2027年12月〜2028年1月</w:t>
             </w:r>
           </w:p>
         </w:tc>
@@ -5653,7 +5653,7 @@
                 <w:sz w:val="18"/>
                 <w:szCs w:val="18"/>
               </w:rPr>
-              <w:t xml:space="preserve">最終調整・校正</w:t>
+              <w:t xml:space="preserve">パブリックコメント</w:t>
             </w:r>
           </w:p>
         </w:tc>
@@ -5688,7 +5688,7 @@
                 <w:sz w:val="18"/>
                 <w:szCs w:val="18"/>
               </w:rPr>
-              <w:t xml:space="preserve">2028年3月</w:t>
+              <w:t xml:space="preserve">2028年2〜4月</w:t>
             </w:r>
           </w:p>
         </w:tc>
@@ -5717,7 +5717,135 @@
                 <w:sz w:val="18"/>
                 <w:szCs w:val="18"/>
               </w:rPr>
-              <w:t xml:space="preserve">公開(案)</w:t>
+              <w:t xml:space="preserve">外部評価・パブコメへの対応、最終調整、校正</w:t>
+            </w:r>
+          </w:p>
+        </w:tc>
+      </w:tr>
+      <w:tr>
+        <w:trPr>
+          <w:cantSplit/>
+          <w:tblHeader w:val="off"/>
+        </w:trPr>
+        <w:tc>
+          <w:tcPr>
+            <w:tcW w:type="dxa" w:w="2200"/>
+            <w:tcBorders>
+              <w:top w:val="single" w:color="000000" w:sz="4"/>
+              <w:left w:val="single" w:color="000000" w:sz="4"/>
+              <w:bottom w:val="single" w:color="000000" w:sz="4"/>
+              <w:right w:val="single" w:color="000000" w:sz="4"/>
+            </w:tcBorders>
+            <w:tcMar>
+              <w:top w:type="dxa" w:w="40"/>
+              <w:left w:type="dxa" w:w="80"/>
+              <w:bottom w:type="dxa" w:w="40"/>
+              <w:right w:type="dxa" w:w="80"/>
+            </w:tcMar>
+          </w:tcPr>
+          <w:p>
+            <w:r>
+              <w:rPr>
+                <w:rFonts w:ascii="Yu Gothic" w:cs="Yu Gothic" w:eastAsia="Yu Gothic" w:hAnsi="Yu Gothic"/>
+                <w:b w:val="false"/>
+                <w:bCs w:val="false"/>
+                <w:sz w:val="18"/>
+                <w:szCs w:val="18"/>
+              </w:rPr>
+              <w:t xml:space="preserve">2028年5月</w:t>
+            </w:r>
+          </w:p>
+        </w:tc>
+        <w:tc>
+          <w:tcPr>
+            <w:tcW w:type="dxa" w:w="7400"/>
+            <w:tcBorders>
+              <w:top w:val="single" w:color="000000" w:sz="4"/>
+              <w:left w:val="single" w:color="000000" w:sz="4"/>
+              <w:bottom w:val="single" w:color="000000" w:sz="4"/>
+              <w:right w:val="single" w:color="000000" w:sz="4"/>
+            </w:tcBorders>
+            <w:tcMar>
+              <w:top w:type="dxa" w:w="40"/>
+              <w:left w:type="dxa" w:w="80"/>
+              <w:bottom w:type="dxa" w:w="40"/>
+              <w:right w:type="dxa" w:w="80"/>
+            </w:tcMar>
+          </w:tcPr>
+          <w:p>
+            <w:r>
+              <w:rPr>
+                <w:rFonts w:ascii="Yu Gothic" w:cs="Yu Gothic" w:eastAsia="Yu Gothic" w:hAnsi="Yu Gothic"/>
+                <w:b w:val="false"/>
+                <w:bCs w:val="false"/>
+                <w:sz w:val="18"/>
+                <w:szCs w:val="18"/>
+              </w:rPr>
+              <w:t xml:space="preserve">印刷・製本</w:t>
+            </w:r>
+          </w:p>
+        </w:tc>
+      </w:tr>
+      <w:tr>
+        <w:trPr>
+          <w:cantSplit/>
+          <w:tblHeader w:val="off"/>
+        </w:trPr>
+        <w:tc>
+          <w:tcPr>
+            <w:tcW w:type="dxa" w:w="2200"/>
+            <w:tcBorders>
+              <w:top w:val="single" w:color="000000" w:sz="4"/>
+              <w:left w:val="single" w:color="000000" w:sz="4"/>
+              <w:bottom w:val="single" w:color="000000" w:sz="4"/>
+              <w:right w:val="single" w:color="000000" w:sz="4"/>
+            </w:tcBorders>
+            <w:tcMar>
+              <w:top w:type="dxa" w:w="40"/>
+              <w:left w:type="dxa" w:w="80"/>
+              <w:bottom w:type="dxa" w:w="40"/>
+              <w:right w:type="dxa" w:w="80"/>
+            </w:tcMar>
+          </w:tcPr>
+          <w:p>
+            <w:r>
+              <w:rPr>
+                <w:rFonts w:ascii="Yu Gothic" w:cs="Yu Gothic" w:eastAsia="Yu Gothic" w:hAnsi="Yu Gothic"/>
+                <w:b w:val="false"/>
+                <w:bCs w:val="false"/>
+                <w:sz w:val="18"/>
+                <w:szCs w:val="18"/>
+              </w:rPr>
+              <w:t xml:space="preserve">2028年6月</w:t>
+            </w:r>
+          </w:p>
+        </w:tc>
+        <w:tc>
+          <w:tcPr>
+            <w:tcW w:type="dxa" w:w="7400"/>
+            <w:tcBorders>
+              <w:top w:val="single" w:color="000000" w:sz="4"/>
+              <w:left w:val="single" w:color="000000" w:sz="4"/>
+              <w:bottom w:val="single" w:color="000000" w:sz="4"/>
+              <w:right w:val="single" w:color="000000" w:sz="4"/>
+            </w:tcBorders>
+            <w:tcMar>
+              <w:top w:type="dxa" w:w="40"/>
+              <w:left w:type="dxa" w:w="80"/>
+              <w:bottom w:type="dxa" w:w="40"/>
+              <w:right w:type="dxa" w:w="80"/>
+            </w:tcMar>
+          </w:tcPr>
+          <w:p>
+            <w:r>
+              <w:rPr>
+                <w:rFonts w:ascii="Yu Gothic" w:cs="Yu Gothic" w:eastAsia="Yu Gothic" w:hAnsi="Yu Gothic"/>
+                <w:b w:val="false"/>
+                <w:bCs w:val="false"/>
+                <w:sz w:val="18"/>
+                <w:szCs w:val="18"/>
+              </w:rPr>
+              <w:t xml:space="preserve">公開</w:t>
             </w:r>
           </w:p>
         </w:tc>

--- a/platform/scope/out/1_Scope改訂案.docx
+++ b/platform/scope/out/1_Scope改訂案.docx
@@ -679,7 +679,7 @@
                 <w:sz w:val="16"/>
                 <w:szCs w:val="16"/>
               </w:rPr>
-              <w:t xml:space="preserve">追加する介入は、文献の件数調査(PubMed、CIPNを対象とするRCTとメタ解析の数)をもとに委員会で選ぶ。目安は、2023年版のScope 7.2の基準にならい、メタ解析とRCTが計3件以上あること。調査前に候補は挙げない。調査結果は別紙</w:t>
+              <w:t xml:space="preserve">追加する介入は、PubMedの文献調査をもとに委員会で選ぶ。基準は「同一目的(予防または治療)の適格RCTが3本以上」(2023年版Scope 7.2の「メタ解析+RCTが計3件以上」に準拠。「適格」「予防」「治療」の定義は別紙の用語の定義)。2026年10月6日の調査結果(各論文のMethodを読んで予防/治療を判定。PMID全件は別紙「候補介入_文献調査.xlsx」)で基準を満たしたのは、予防: デュロキセチン5本、抗酸化薬群21本(薬剤が異なる群。薬剤別の本数は別紙)、カルシウム・マグネシウム5本、メトホルミン・ミノサイクリン群4本、漢方・生薬群8本。治療: 外用薬群5本、カンナビノイド3本、マッサージ・ヨガ・心理療法群4本、デュロキセチン4本。光生体調節(予防1・治療2)、電気刺激(予防0・治療2)、スクランブラー療法(治療1)は基準を満たさない</w:t>
             </w:r>
           </w:p>
         </w:tc>

--- a/platform/scope/out/1_Scope改訂案.docx
+++ b/platform/scope/out/1_Scope改訂案.docx
@@ -25,7 +25,7 @@
           <w:sz w:val="34"/>
           <w:szCs w:val="34"/>
         </w:rPr>
-        <w:t xml:space="preserve">がん薬物療法に伴う末梢神経障害診療ガイドライン 改訂版</w:t>
+        <w:t xml:space="preserve">がん薬物療法に伴う神経障害診療ガイドライン2028年版</w:t>
       </w:r>
     </w:p>
     <w:p>
@@ -499,7 +499,7 @@
                 <w:sz w:val="16"/>
                 <w:szCs w:val="16"/>
               </w:rPr>
-              <w:t xml:space="preserve">CQ17(予防7・治療10)。冷却と圧迫は別CQ</w:t>
+              <w:t xml:space="preserve">CQ17(予防7・治療10)</w:t>
             </w:r>
           </w:p>
         </w:tc>
@@ -528,7 +528,7 @@
                 <w:sz w:val="16"/>
                 <w:szCs w:val="16"/>
               </w:rPr>
-              <w:t xml:space="preserve">冷却と圧迫を1つのCQに統合(16CQ)。B12・NSAIDs・オピオイド・併用療法は、2023年版が推奨なし(確実性C〜D)のためFRQ(今後の研究課題)として扱う。検索で新しいエビデンスが出ればCQに戻す</w:t>
+              <w:t xml:space="preserve">企画書(Ver1 2026-06-17)のとおり。SR項目11(予防: 牛車腎気丸、ガバペンチノイド(プレガバリン)、カルニチン、冷却・圧迫療法(統合)、運動、鍼灸。治療: デュロキセチン、アミトリプチリン、ガバペンチノイド(プレガバリン・ミロガバリン)、運動、鍼灸)。FRQ4(ビタミンB12、NSAIDs、オピオイド、併用療法)。企画書にない項目は追加しない</w:t>
             </w:r>
           </w:p>
         </w:tc>
@@ -557,7 +557,7 @@
                 <w:sz w:val="16"/>
                 <w:szCs w:val="16"/>
               </w:rPr>
-              <w:t xml:space="preserve">□承認 □修正</w:t>
+              <w:t xml:space="preserve">承認済み(企画書)</w:t>
             </w:r>
           </w:p>
         </w:tc>
@@ -650,7 +650,7 @@
                 <w:sz w:val="16"/>
                 <w:szCs w:val="16"/>
               </w:rPr>
-              <w:t xml:space="preserve">検索式に含めた介入のみ</w:t>
+              <w:t xml:space="preserve">—</w:t>
             </w:r>
           </w:p>
         </w:tc>
@@ -679,7 +679,7 @@
                 <w:sz w:val="16"/>
                 <w:szCs w:val="16"/>
               </w:rPr>
-              <w:t xml:space="preserve">追加する介入は、PubMedの文献調査をもとに委員会で選ぶ。基準は「同一目的(予防または治療)の適格RCTが3本以上」(2023年版Scope 7.2の「メタ解析+RCTが計3件以上」に準拠。「適格」「予防」「治療」の定義は別紙の用語の定義)。2026年10月6日の調査結果(各論文のMethodを読んで予防/治療を判定。PMID全件は別紙「候補介入_文献調査.xlsx」)で基準を満たしたのは、予防: デュロキセチン5本、抗酸化薬群21本(薬剤が異なる群。薬剤別の本数は別紙)、カルシウム・マグネシウム5本、メトホルミン・ミノサイクリン群4本、漢方・生薬群8本。治療: 外用薬群5本、カンナビノイド3本、マッサージ・ヨガ・心理療法群4本、デュロキセチン4本。光生体調節(予防1・治療2)、電気刺激(予防0・治療2)、スクランブラー療法(治療1)は基準を満たさない</w:t>
+              <w:t xml:space="preserve">追加しない。企画書に記載がない介入は、統括委員会が企画書を改訂して承認するまで、検索・評価・草案のいずれにも入れない</w:t>
             </w:r>
           </w:p>
         </w:tc>
@@ -708,7 +708,7 @@
                 <w:sz w:val="16"/>
                 <w:szCs w:val="16"/>
               </w:rPr>
-              <w:t xml:space="preserve">□承認 □修正</w:t>
+              <w:t xml:space="preserve">承認済み(企画書)</w:t>
             </w:r>
           </w:p>
         </w:tc>
@@ -2038,7 +2038,7 @@
                 <w:sz w:val="16"/>
                 <w:szCs w:val="16"/>
               </w:rPr>
-              <w:t xml:space="preserve">2名以上に増やす案。Scope確認、アウトカム重要度、推奨作成会議、外部評価に参加してもらう</w:t>
+              <w:t xml:space="preserve">企画書: 外部評価委員(仮)に、浜野純(CIPN患者・管理栄養士)、桜井なおみ(患者会代表)を置く。外部評価委員の役割(Scopeの確認、アウトカムの重要度、推奨作成会議への参加の有無)は企画書に記載がないため、統括委員会が決める</w:t>
             </w:r>
           </w:p>
         </w:tc>
@@ -2189,7 +2189,7 @@
                 <w:sz w:val="16"/>
                 <w:szCs w:val="16"/>
               </w:rPr>
-              <w:t xml:space="preserve">論文本文からのデータ抽出の下書きに限る。評価・判断は人間2名が独立に行い、下書きは参考にとどめる。利用範囲を作成経過に記載する</w:t>
+              <w:t xml:space="preserve">企画書の運営方針「AIなどで効率化を図る」の範囲で、論文本文からのデータ抽出の下書きに限る。評価・判断・採否・推奨の決定には使わない。作成経過に利用範囲を記載する。逸脱の検査は governance/plan_guard.py で行う</w:t>
             </w:r>
           </w:p>
         </w:tc>
@@ -2282,7 +2282,7 @@
                 <w:sz w:val="16"/>
                 <w:szCs w:val="16"/>
               </w:rPr>
-              <w:t xml:space="preserve">担当の補充</w:t>
+              <w:t xml:space="preserve">担当</w:t>
             </w:r>
           </w:p>
         </w:tc>
@@ -2311,7 +2311,7 @@
                 <w:sz w:val="16"/>
                 <w:szCs w:val="16"/>
               </w:rPr>
-              <w:t xml:space="preserve">—</w:t>
+              <w:t xml:space="preserve">前回の担当</w:t>
             </w:r>
           </w:p>
         </w:tc>
@@ -2340,7 +2340,7 @@
                 <w:sz w:val="16"/>
                 <w:szCs w:val="16"/>
               </w:rPr>
-              <w:t xml:space="preserve">総論K・L・Mと、薬物治療CQの監修者(前回: 平山・森)の担当が未定。後任を決める</w:t>
+              <w:t xml:space="preserve">企画書(2_1 SR担当、2_2 総論担当)のとおり。総論N(小児患者のCIPN対策)はGL委員会に依頼</w:t>
             </w:r>
           </w:p>
         </w:tc>
@@ -2369,7 +2369,7 @@
                 <w:sz w:val="16"/>
                 <w:szCs w:val="16"/>
               </w:rPr>
-              <w:t xml:space="preserve">□承認 □修正</w:t>
+              <w:t xml:space="preserve">承認済み(企画書)</w:t>
             </w:r>
           </w:p>
         </w:tc>
@@ -2491,7 +2491,7 @@
                 <w:sz w:val="16"/>
                 <w:szCs w:val="16"/>
               </w:rPr>
-              <w:t xml:space="preserve">「…診療ガイドライン 改訂版」。公開は2028年6月</w:t>
+              <w:t xml:space="preserve">企画書: 「がん薬物療法に伴う神経障害診療ガイドライン2028年版」。公開は2028年6月(依頼者の指示)</w:t>
             </w:r>
           </w:p>
         </w:tc>
@@ -2520,7 +2520,7 @@
                 <w:sz w:val="16"/>
                 <w:szCs w:val="16"/>
               </w:rPr>
-              <w:t xml:space="preserve">□承認 □修正</w:t>
+              <w:t xml:space="preserve">承認済み(企画書)</w:t>
             </w:r>
           </w:p>
         </w:tc>
@@ -3016,7 +3016,7 @@
                 <w:sz w:val="18"/>
                 <w:szCs w:val="18"/>
               </w:rPr>
-              <w:t xml:space="preserve">華井(委員長)、吉田、森</w:t>
+              <w:t xml:space="preserve">華井明子(委員長)、吉田陽一郎(WG長)</w:t>
             </w:r>
           </w:p>
         </w:tc>
@@ -3045,7 +3045,7 @@
                 <w:sz w:val="18"/>
                 <w:szCs w:val="18"/>
               </w:rPr>
-              <w:t xml:space="preserve">全体を担当。SRにも参加できる</w:t>
+              <w:t xml:space="preserve">企画書 1.作成体制</w:t>
             </w:r>
           </w:p>
         </w:tc>
@@ -3080,7 +3080,7 @@
                 <w:sz w:val="18"/>
                 <w:szCs w:val="18"/>
               </w:rPr>
-              <w:t xml:space="preserve">作成委員会</w:t>
+              <w:t xml:space="preserve">外部評価委員(仮)</w:t>
             </w:r>
           </w:p>
         </w:tc>
@@ -3109,7 +3109,7 @@
                 <w:sz w:val="18"/>
                 <w:szCs w:val="18"/>
               </w:rPr>
-              <w:t xml:space="preserve">古川(リーダー)、内藤、宇和川、大串、大熊、松岡宏、荒尾、神林、縄田、中島</w:t>
+              <w:t xml:space="preserve">松岡歩(高齢者部会)、横田知哉(腫瘍内科)、浜野純(CIPN患者・管理栄養士)、桜井なおみ(患者会代表)</w:t>
             </w:r>
           </w:p>
         </w:tc>
@@ -3138,7 +3138,7 @@
                 <w:sz w:val="18"/>
                 <w:szCs w:val="18"/>
               </w:rPr>
-              <w:t xml:space="preserve">Scope作成、SR後から完成まで</w:t>
+              <w:t xml:space="preserve">企画書 1.作成体制。謝金は1人5000円</w:t>
             </w:r>
           </w:p>
         </w:tc>
@@ -3173,7 +3173,7 @@
                 <w:sz w:val="18"/>
                 <w:szCs w:val="18"/>
               </w:rPr>
-              <w:t xml:space="preserve">システマティックレビュー(SR)チーム</w:t>
+              <w:t xml:space="preserve">診療ガイドライン作成グループ委員</w:t>
             </w:r>
           </w:p>
         </w:tc>
@@ -3202,7 +3202,7 @@
                 <w:sz w:val="18"/>
                 <w:szCs w:val="18"/>
               </w:rPr>
-              <w:t xml:space="preserve">第5章の表のとおり(CQごとに2名が独立して実施)</w:t>
+              <w:t xml:space="preserve">古川孝広(委員長)、宇和川匡、荒尾晴惠、神林祐子、内藤陽一、中島寿久、縄田修一、松岡宏、武井大輔、田辺裕子、中川夏樹、平川聡史、菊池健、坂下博之、中川貴之</w:t>
             </w:r>
           </w:p>
         </w:tc>
@@ -3231,7 +3231,7 @@
                 <w:sz w:val="18"/>
                 <w:szCs w:val="18"/>
               </w:rPr>
-              <w:t xml:space="preserve">カルニチンは1名</w:t>
+              <w:t xml:space="preserve">武井以降の7名は今回から参画</w:t>
             </w:r>
           </w:p>
         </w:tc>
@@ -3266,7 +3266,7 @@
                 <w:sz w:val="18"/>
                 <w:szCs w:val="18"/>
               </w:rPr>
-              <w:t xml:space="preserve">外部評価委員</w:t>
+              <w:t xml:space="preserve">システマティックレビューチーム委員(仮案)</w:t>
             </w:r>
           </w:p>
         </w:tc>
@@ -3295,7 +3295,7 @@
                 <w:sz w:val="18"/>
                 <w:szCs w:val="18"/>
               </w:rPr>
-              <w:t xml:space="preserve">平本秀二、青儀健二郎</w:t>
+              <w:t xml:space="preserve">中川夏樹(委員長)、伊藤哲也、上野真行、釆野優、大岩彩乃、神田清子、京田亜由美、草場正彦、佐藤淳也、高木雄亮、松坂和正、元雄良治、山田恵子、山本瀬奈、渡辺大地。参画打診中: 久保絵美、川口展子、在原洋平</w:t>
             </w:r>
           </w:p>
         </w:tc>
@@ -3324,7 +3324,7 @@
                 <w:sz w:val="18"/>
                 <w:szCs w:val="18"/>
               </w:rPr>
-              <w:t xml:space="preserve">Scope完成前とガイドライン完成前に監修</w:t>
+              <w:t xml:space="preserve">CQごとの担当は第5章の表(企画書 2_1)</w:t>
             </w:r>
           </w:p>
         </w:tc>
@@ -3359,7 +3359,7 @@
                 <w:sz w:val="18"/>
                 <w:szCs w:val="18"/>
               </w:rPr>
-              <w:t xml:space="preserve">患者代表</w:t>
+              <w:t xml:space="preserve">事務局</w:t>
             </w:r>
           </w:p>
         </w:tc>
@@ -3388,7 +3388,7 @@
                 <w:sz w:val="18"/>
                 <w:szCs w:val="18"/>
               </w:rPr>
-              <w:t xml:space="preserve">桜井なおみ(前回)。追加の患者代表1名以上を依頼する</w:t>
+              <w:t xml:space="preserve">(記入)</w:t>
             </w:r>
           </w:p>
         </w:tc>
@@ -3417,100 +3417,7 @@
                 <w:sz w:val="18"/>
                 <w:szCs w:val="18"/>
               </w:rPr>
-              <w:t xml:space="preserve">CQの作成過程から参加。COI申告が必要</w:t>
-            </w:r>
-          </w:p>
-        </w:tc>
-      </w:tr>
-      <w:tr>
-        <w:trPr>
-          <w:cantSplit/>
-          <w:tblHeader w:val="off"/>
-        </w:trPr>
-        <w:tc>
-          <w:tcPr>
-            <w:tcW w:type="dxa" w:w="2100"/>
-            <w:tcBorders>
-              <w:top w:val="single" w:color="000000" w:sz="4"/>
-              <w:left w:val="single" w:color="000000" w:sz="4"/>
-              <w:bottom w:val="single" w:color="000000" w:sz="4"/>
-              <w:right w:val="single" w:color="000000" w:sz="4"/>
-            </w:tcBorders>
-            <w:tcMar>
-              <w:top w:type="dxa" w:w="40"/>
-              <w:left w:type="dxa" w:w="80"/>
-              <w:bottom w:type="dxa" w:w="40"/>
-              <w:right w:type="dxa" w:w="80"/>
-            </w:tcMar>
-          </w:tcPr>
-          <w:p>
-            <w:r>
-              <w:rPr>
-                <w:rFonts w:ascii="Yu Gothic" w:cs="Yu Gothic" w:eastAsia="Yu Gothic" w:hAnsi="Yu Gothic"/>
-                <w:b w:val="false"/>
-                <w:bCs w:val="false"/>
-                <w:sz w:val="18"/>
-                <w:szCs w:val="18"/>
-              </w:rPr>
-              <w:t xml:space="preserve">事務局</w:t>
-            </w:r>
-          </w:p>
-        </w:tc>
-        <w:tc>
-          <w:tcPr>
-            <w:tcW w:type="dxa" w:w="5500"/>
-            <w:tcBorders>
-              <w:top w:val="single" w:color="000000" w:sz="4"/>
-              <w:left w:val="single" w:color="000000" w:sz="4"/>
-              <w:bottom w:val="single" w:color="000000" w:sz="4"/>
-              <w:right w:val="single" w:color="000000" w:sz="4"/>
-            </w:tcBorders>
-            <w:tcMar>
-              <w:top w:type="dxa" w:w="40"/>
-              <w:left w:type="dxa" w:w="80"/>
-              <w:bottom w:type="dxa" w:w="40"/>
-              <w:right w:type="dxa" w:w="80"/>
-            </w:tcMar>
-          </w:tcPr>
-          <w:p>
-            <w:r>
-              <w:rPr>
-                <w:rFonts w:ascii="Yu Gothic" w:cs="Yu Gothic" w:eastAsia="Yu Gothic" w:hAnsi="Yu Gothic"/>
-                <w:b w:val="false"/>
-                <w:bCs w:val="false"/>
-                <w:sz w:val="18"/>
-                <w:szCs w:val="18"/>
-              </w:rPr>
-              <w:t xml:space="preserve">(記入)</w:t>
-            </w:r>
-          </w:p>
-        </w:tc>
-        <w:tc>
-          <w:tcPr>
-            <w:tcW w:type="dxa" w:w="2000"/>
-            <w:tcBorders>
-              <w:top w:val="single" w:color="000000" w:sz="4"/>
-              <w:left w:val="single" w:color="000000" w:sz="4"/>
-              <w:bottom w:val="single" w:color="000000" w:sz="4"/>
-              <w:right w:val="single" w:color="000000" w:sz="4"/>
-            </w:tcBorders>
-            <w:tcMar>
-              <w:top w:type="dxa" w:w="40"/>
-              <w:left w:type="dxa" w:w="80"/>
-              <w:bottom w:type="dxa" w:w="40"/>
-              <w:right w:type="dxa" w:w="80"/>
-            </w:tcMar>
-          </w:tcPr>
-          <w:p>
-            <w:r>
-              <w:rPr>
-                <w:rFonts w:ascii="Yu Gothic" w:cs="Yu Gothic" w:eastAsia="Yu Gothic" w:hAnsi="Yu Gothic"/>
-                <w:b w:val="false"/>
-                <w:bCs w:val="false"/>
-                <w:sz w:val="18"/>
-                <w:szCs w:val="18"/>
-              </w:rPr>
-              <w:t xml:space="preserve">資料の準備、検索・評価の記録の管理</w:t>
+              <w:t xml:space="preserve">企画書に記載なし</w:t>
             </w:r>
           </w:p>
         </w:tc>
@@ -3528,7 +3435,7 @@
           <w:sz w:val="18"/>
           <w:szCs w:val="18"/>
         </w:rPr>
-        <w:t xml:space="preserve">担当の補充が必要な項目は第1章の論点14を参照。委員の所属・COIは別紙の委員名簿で管理する。</w:t>
+        <w:t xml:space="preserve">本章は企画書(Ver1 2026年6月17日)の転記である。変更は統括委員会が企画書を改訂して承認するまで行わない。</w:t>
       </w:r>
     </w:p>
     <w:p>
@@ -3880,7 +3787,7 @@
                 <w:sz w:val="18"/>
                 <w:szCs w:val="18"/>
               </w:rPr>
-              <w:t xml:space="preserve">がん薬物療法に伴う末梢神経障害診療ガイドライン 改訂版</w:t>
+              <w:t xml:space="preserve">がん薬物療法に伴う神経障害診療ガイドライン2028年版</w:t>
             </w:r>
           </w:p>
         </w:tc>
@@ -5077,7 +4984,7 @@
                 <w:sz w:val="18"/>
                 <w:szCs w:val="18"/>
               </w:rPr>
-              <w:t xml:space="preserve">Scope確定(統括委員会)。患者代表・SR委員へ作業依頼。新規介入の件数調査</w:t>
+              <w:t xml:space="preserve">Scope確定(統括委員会)。外部評価委員(患者代表を含む)・SR委員へ作業依頼</w:t>
             </w:r>
           </w:p>
         </w:tc>
@@ -5397,7 +5304,7 @@
                 <w:sz w:val="18"/>
                 <w:szCs w:val="18"/>
               </w:rPr>
-              <w:t xml:space="preserve">推奨作成会議(推奨文・強さの投票)。患者代表も参加</w:t>
+              <w:t xml:space="preserve">推奨作成会議(推奨文・強さの投票)</w:t>
             </w:r>
           </w:p>
         </w:tc>
@@ -5877,7 +5784,7 @@
           <w:sz w:val="20"/>
           <w:szCs w:val="20"/>
         </w:rPr>
-        <w:t xml:space="preserve">患者代表には、Scopeの確認、アウトカムの重要度の評価、CQ一覧への意見、推奨作成会議での意見と投票、外部評価への参加を依頼する。依頼書と回答用紙は別紙。患者代表のCOI申告も同様に求める。</w:t>
+        <w:t xml:space="preserve">患者代表(外部評価委員の浜野純、桜井なおみ)の役割は、企画書に「外部評価委員」とのみ記載されている。Scopeの確認、アウトカムの重要度の評価、推奨作成会議への参加は企画書に記載がないため、統括委員会が決定するまで依頼しない。別紙の依頼書は、決定後に送る案である。</w:t>
       </w:r>
     </w:p>
     <w:p>

--- a/platform/scope/out/1_Scope改訂案.docx
+++ b/platform/scope/out/1_Scope改訂案.docx
@@ -25,7 +25,7 @@
           <w:sz w:val="34"/>
           <w:szCs w:val="34"/>
         </w:rPr>
-        <w:t xml:space="preserve">がん薬物療法に伴う神経障害診療ガイドライン2028年版</w:t>
+        <w:t xml:space="preserve">がん薬物療法に伴う末梢神経障害診療ガイドライン2028年版</w:t>
       </w:r>
     </w:p>
     <w:p>
@@ -1585,7 +1585,7 @@
                 <w:sz w:val="16"/>
                 <w:szCs w:val="16"/>
               </w:rPr>
-              <w:t xml:space="preserve">重要度を1〜9点で決める(患者代表と委員)。「日常生活の支障」「治療の継続(減量・中止)」「有害事象」を追加するか決める</w:t>
+              <w:t xml:space="preserve">重要度を1〜9点で決める(委員)。「日常生活の支障」「治療の継続(減量・中止)」「有害事象」を追加するか決める</w:t>
             </w:r>
           </w:p>
         </w:tc>
@@ -2038,7 +2038,7 @@
                 <w:sz w:val="16"/>
                 <w:szCs w:val="16"/>
               </w:rPr>
-              <w:t xml:space="preserve">企画書: 外部評価委員(仮)に、浜野純(CIPN患者・管理栄養士)、桜井なおみ(患者会代表)を置く。外部評価委員の役割(Scopeの確認、アウトカムの重要度、推奨作成会議への参加の有無)は企画書に記載がないため、統括委員会が決める</w:t>
+              <w:t xml:space="preserve">企画書: 外部評価委員(仮)に、浜野純(CIPN患者・管理栄養士)、桜井なおみ(患者会代表)を置き、前回SCOPEのとおりSCOPE完成前とガイドライン完成前に監修してもらう。推奨作成の投票者に患者代表は含めない(依頼者の決定)</w:t>
             </w:r>
           </w:p>
         </w:tc>
@@ -2067,7 +2067,7 @@
                 <w:sz w:val="16"/>
                 <w:szCs w:val="16"/>
               </w:rPr>
-              <w:t xml:space="preserve">□承認 □修正</w:t>
+              <w:t xml:space="preserve">決定済み(依頼者)</w:t>
             </w:r>
           </w:p>
         </w:tc>
@@ -2491,7 +2491,7 @@
                 <w:sz w:val="16"/>
                 <w:szCs w:val="16"/>
               </w:rPr>
-              <w:t xml:space="preserve">企画書: 「がん薬物療法に伴う神経障害診療ガイドライン2028年版」。公開は2028年6月(依頼者の指示)</w:t>
+              <w:t xml:space="preserve">企画書: 「がん薬物療法に伴う末梢神経障害診療ガイドライン2028年版」。公開は2028年6月(依頼者の指示)</w:t>
             </w:r>
           </w:p>
         </w:tc>
@@ -2793,7 +2793,7 @@
                 <w:sz w:val="16"/>
                 <w:szCs w:val="16"/>
               </w:rPr>
-              <w:t xml:space="preserve">資金の出所を確認。全委員と患者代表がCOI申告書を提出する</w:t>
+              <w:t xml:space="preserve">提案書v2: 小林がん学術振興会「支持療法・緩和治療研究、活動に対する助成」(JASCC間接経費10万円)。予算90万円。全委員と外部評価委員がCOI申告書を提出する</w:t>
             </w:r>
           </w:p>
         </w:tc>
@@ -2822,7 +2822,7 @@
                 <w:sz w:val="16"/>
                 <w:szCs w:val="16"/>
               </w:rPr>
-              <w:t xml:space="preserve">□承認 □修正</w:t>
+              <w:t xml:space="preserve">承認済み(提案書v2)</w:t>
             </w:r>
           </w:p>
         </w:tc>
@@ -3016,7 +3016,7 @@
                 <w:sz w:val="18"/>
                 <w:szCs w:val="18"/>
               </w:rPr>
-              <w:t xml:space="preserve">華井明子(委員長)、吉田陽一郎(WG長)</w:t>
+              <w:t xml:space="preserve">華井明子(委員長・千葉大学)、吉田陽一郎(福岡大学病院)</w:t>
             </w:r>
           </w:p>
         </w:tc>
@@ -3045,7 +3045,7 @@
                 <w:sz w:val="18"/>
                 <w:szCs w:val="18"/>
               </w:rPr>
-              <w:t xml:space="preserve">企画書 1.作成体制</w:t>
+              <w:t xml:space="preserve">企画書、提案書v2</w:t>
             </w:r>
           </w:p>
         </w:tc>
@@ -3138,7 +3138,7 @@
                 <w:sz w:val="18"/>
                 <w:szCs w:val="18"/>
               </w:rPr>
-              <w:t xml:space="preserve">企画書 1.作成体制。謝金は1人5000円</w:t>
+              <w:t xml:space="preserve">企画書。SCOPE完成前とガイドライン完成前に監修。謝金3万円(提案書v2)</w:t>
             </w:r>
           </w:p>
         </w:tc>
@@ -3173,7 +3173,7 @@
                 <w:sz w:val="18"/>
                 <w:szCs w:val="18"/>
               </w:rPr>
-              <w:t xml:space="preserve">診療ガイドライン作成グループ委員</w:t>
+              <w:t xml:space="preserve">診療ガイドライン作成グループ</w:t>
             </w:r>
           </w:p>
         </w:tc>
@@ -3202,7 +3202,7 @@
                 <w:sz w:val="18"/>
                 <w:szCs w:val="18"/>
               </w:rPr>
-              <w:t xml:space="preserve">古川孝広(委員長)、宇和川匡、荒尾晴惠、神林祐子、内藤陽一、中島寿久、縄田修一、松岡宏、武井大輔、田辺裕子、中川夏樹、平川聡史、菊池健、坂下博之、中川貴之</w:t>
+              <w:t xml:space="preserve">委員長: 古川孝広(がん研究会有明病院)。委員: 宇和川匡、荒尾晴惠、神林祐子、内藤陽一、中島寿久、縄田修一、松岡宏、武井大輔、田辺裕子、中川夏樹、平川聡史(以上、今回SRグループから作成グループへ・新規を含む)、菊池健、坂下博之、中川貴之(今回新規参画)</w:t>
             </w:r>
           </w:p>
         </w:tc>
@@ -3231,7 +3231,7 @@
                 <w:sz w:val="18"/>
                 <w:szCs w:val="18"/>
               </w:rPr>
-              <w:t xml:space="preserve">武井以降の7名は今回から参画</w:t>
+              <w:t xml:space="preserve">提案書v2</w:t>
             </w:r>
           </w:p>
         </w:tc>
@@ -3295,7 +3295,7 @@
                 <w:sz w:val="18"/>
                 <w:szCs w:val="18"/>
               </w:rPr>
-              <w:t xml:space="preserve">中川夏樹(委員長)、伊藤哲也、上野真行、釆野優、大岩彩乃、神田清子、京田亜由美、草場正彦、佐藤淳也、高木雄亮、松坂和正、元雄良治、山田恵子、山本瀬奈、渡辺大地。参画打診中: 久保絵美、川口展子、在原洋平</w:t>
+              <w:t xml:space="preserve">委員長: 華井明子。委員: 伊藤哲也、上野真行、釆野優、大岩彩乃、神田清子、京田亜由美、草場正彦、佐藤淳也、高木雄亮、武井大輔、田辺裕子、中川夏樹、平川聡史、松坂和正、元雄良治、山田恵子、山本瀬奈、渡辺大地</w:t>
             </w:r>
           </w:p>
         </w:tc>
@@ -3324,7 +3324,7 @@
                 <w:sz w:val="18"/>
                 <w:szCs w:val="18"/>
               </w:rPr>
-              <w:t xml:space="preserve">CQごとの担当は第5章の表(企画書 2_1)</w:t>
+              <w:t xml:space="preserve">提案書v2。担当はCQごと(第5章)</w:t>
             </w:r>
           </w:p>
         </w:tc>
@@ -3388,7 +3388,7 @@
                 <w:sz w:val="18"/>
                 <w:szCs w:val="18"/>
               </w:rPr>
-              <w:t xml:space="preserve">(記入)</w:t>
+              <w:t xml:space="preserve">華井明子 akiko.hanai@chiba-u.jp</w:t>
             </w:r>
           </w:p>
         </w:tc>
@@ -3417,7 +3417,7 @@
                 <w:sz w:val="18"/>
                 <w:szCs w:val="18"/>
               </w:rPr>
-              <w:t xml:space="preserve">企画書に記載なし</w:t>
+              <w:t xml:space="preserve">提案書v2</w:t>
             </w:r>
           </w:p>
         </w:tc>
@@ -3435,7 +3435,22 @@
           <w:sz w:val="18"/>
           <w:szCs w:val="18"/>
         </w:rPr>
-        <w:t xml:space="preserve">本章は企画書(Ver1 2026年6月17日)の転記である。変更は統括委員会が企画書を改訂して承認するまで行わない。</w:t>
+        <w:t xml:space="preserve">要確認: 企画書のSR担当に久保絵美・川口展子・在原洋平(参画打診中)が含まれるが、提案書v2のSRチーム名簿にはない。</w:t>
+      </w:r>
+    </w:p>
+    <w:p>
+      <w:pPr>
+        <w:spacing w:after="100"/>
+      </w:pPr>
+      <w:r>
+        <w:rPr>
+          <w:rFonts w:ascii="Yu Gothic" w:cs="Yu Gothic" w:eastAsia="Yu Gothic" w:hAnsi="Yu Gothic"/>
+          <w:i/>
+          <w:iCs/>
+          <w:sz w:val="18"/>
+          <w:szCs w:val="18"/>
+        </w:rPr>
+        <w:t xml:space="preserve">本章は企画書(Ver1 2026年6月17日)と提案書v2の転記である。変更は統括委員会が承認するまで行わない。</w:t>
       </w:r>
     </w:p>
     <w:p>
@@ -3787,7 +3802,7 @@
                 <w:sz w:val="18"/>
                 <w:szCs w:val="18"/>
               </w:rPr>
-              <w:t xml:space="preserve">がん薬物療法に伴う神経障害診療ガイドライン2028年版</w:t>
+              <w:t xml:space="preserve">がん薬物療法に伴う末梢神経障害診療ガイドライン2028年版</w:t>
             </w:r>
           </w:p>
         </w:tc>
@@ -3979,7 +3994,7 @@
                 <w:sz w:val="18"/>
                 <w:szCs w:val="18"/>
               </w:rPr>
-              <w:t xml:space="preserve">がん薬物療法に関わる医療者、医療施設。【改訂】患者・家族向けの説明資材を別に作成するか検討する</w:t>
+              <w:t xml:space="preserve">医師、看護師、薬剤師、理学療法士、作業療法士など、がん薬物療法に関わる医療者・医療施設(提案書v2)</w:t>
             </w:r>
           </w:p>
         </w:tc>
@@ -4296,7 +4311,7 @@
           <w:sz w:val="20"/>
           <w:szCs w:val="20"/>
         </w:rPr>
-        <w:t xml:space="preserve">2023年版は、予防ではCIPN発症頻度と症状(しびれ・疼痛)の軽減、治療では症状の軽減をアウトカムとした。重要度の点数化は行っていない。改訂では、患者代表と委員が1〜9点で評価する(7〜9点: 重大、4〜6点: 重要、1〜3点: 重要でない)。評価に使われた指標(CTCAE、QLQ-CIPN20、FACT-Ntx、NRS、TNSなど)は、研究ごとに記録し、アウトカムごとの表にまとめる。</w:t>
+        <w:t xml:space="preserve">2023年版は、予防ではCIPN発症頻度と症状(しびれ・疼痛)の軽減、治療では症状の軽減をアウトカムとした。重要度の点数化は行っていない。改訂では、委員が1〜9点で評価する(7〜9点: 重大、4〜6点: 重要、1〜3点: 重要でない)。評価に使われた指標(CTCAE、QLQ-CIPN20、FACT-Ntx、NRS、TNSなど)は、研究ごとに記録し、アウトカムごとの表にまとめる。</w:t>
       </w:r>
     </w:p>
     <w:p>
@@ -4700,7 +4715,7 @@
           <w:sz w:val="20"/>
           <w:szCs w:val="20"/>
         </w:rPr>
-        <w:t xml:space="preserve">資格のあるメンバー(統括委員、作成委員、患者代表。COIで除外された人を除く)の75%以上が参加し、その80%以上が賛成した場合に決定する。意見交換後に投票を繰り返し、3回で集約しなければ「推奨なし」とする。過半数の反対があれば推奨文の変更を考慮する</w:t>
+        <w:t xml:space="preserve">資格のあるメンバー(統括委員、作成委員。COIで除外された人を除く。患者代表は投票者に含めない)の75%以上が参加し、その80%以上が賛成した場合に決定する。意見交換後に投票を繰り返し、3回で集約しなければ「推奨なし」とする。過半数の反対があれば推奨文の変更を考慮する</w:t>
       </w:r>
     </w:p>
     <w:p>
@@ -4984,7 +4999,7 @@
                 <w:sz w:val="18"/>
                 <w:szCs w:val="18"/>
               </w:rPr>
-              <w:t xml:space="preserve">Scope確定(統括委員会)。外部評価委員(患者代表を含む)・SR委員へ作業依頼</w:t>
+              <w:t xml:space="preserve">Scope確定(統括委員会)。外部評価委員・SR委員へ作業依頼</w:t>
             </w:r>
           </w:p>
         </w:tc>
@@ -5784,7 +5799,7 @@
           <w:sz w:val="20"/>
           <w:szCs w:val="20"/>
         </w:rPr>
-        <w:t xml:space="preserve">患者代表(外部評価委員の浜野純、桜井なおみ)の役割は、企画書に「外部評価委員」とのみ記載されている。Scopeの確認、アウトカムの重要度の評価、推奨作成会議への参加は企画書に記載がないため、統括委員会が決定するまで依頼しない。別紙の依頼書は、決定後に送る案である。</w:t>
+        <w:t xml:space="preserve">患者代表(外部評価委員の浜野純、桜井なおみ)は、SCOPE完成前とガイドライン完成前の外部評価に参加する。推奨作成の投票者には含めない。依頼書と回答用紙は別紙。</w:t>
       </w:r>
     </w:p>
     <w:p>
@@ -5800,7 +5815,490 @@
           <w:sz w:val="26"/>
           <w:szCs w:val="26"/>
         </w:rPr>
-        <w:t xml:space="preserve">12. 利益相反(COI)と資金</w:t>
+        <w:t xml:space="preserve">12. 予算と公表(提案書v2)</w:t>
+      </w:r>
+    </w:p>
+    <w:tbl>
+      <w:tblPr>
+        <w:tblW w:type="dxa" w:w="9600"/>
+        <w:tblBorders>
+          <w:top w:val="single" w:color="auto" w:sz="4"/>
+          <w:left w:val="single" w:color="auto" w:sz="4"/>
+          <w:bottom w:val="single" w:color="auto" w:sz="4"/>
+          <w:right w:val="single" w:color="auto" w:sz="4"/>
+          <w:insideH w:val="single" w:color="auto" w:sz="4"/>
+          <w:insideV w:val="single" w:color="auto" w:sz="4"/>
+        </w:tblBorders>
+      </w:tblPr>
+      <w:tblGrid>
+        <w:gridCol w:w="2600"/>
+        <w:gridCol w:w="7000"/>
+      </w:tblGrid>
+      <w:tr>
+        <w:trPr>
+          <w:cantSplit/>
+          <w:tblHeader/>
+        </w:trPr>
+        <w:tc>
+          <w:tcPr>
+            <w:tcW w:type="dxa" w:w="2600"/>
+            <w:tcBorders>
+              <w:top w:val="single" w:color="000000" w:sz="4"/>
+              <w:left w:val="single" w:color="000000" w:sz="4"/>
+              <w:bottom w:val="single" w:color="000000" w:sz="4"/>
+              <w:right w:val="single" w:color="000000" w:sz="4"/>
+            </w:tcBorders>
+            <w:shd w:fill="EDEDED" w:color="auto" w:val="clear"/>
+            <w:tcMar>
+              <w:top w:type="dxa" w:w="40"/>
+              <w:left w:type="dxa" w:w="80"/>
+              <w:bottom w:type="dxa" w:w="40"/>
+              <w:right w:type="dxa" w:w="80"/>
+            </w:tcMar>
+          </w:tcPr>
+          <w:p>
+            <w:r>
+              <w:rPr>
+                <w:rFonts w:ascii="Yu Gothic" w:cs="Yu Gothic" w:eastAsia="Yu Gothic" w:hAnsi="Yu Gothic"/>
+                <w:b/>
+                <w:bCs/>
+                <w:sz w:val="18"/>
+                <w:szCs w:val="18"/>
+              </w:rPr>
+              <w:t xml:space="preserve">項目</w:t>
+            </w:r>
+          </w:p>
+        </w:tc>
+        <w:tc>
+          <w:tcPr>
+            <w:tcW w:type="dxa" w:w="7000"/>
+            <w:tcBorders>
+              <w:top w:val="single" w:color="000000" w:sz="4"/>
+              <w:left w:val="single" w:color="000000" w:sz="4"/>
+              <w:bottom w:val="single" w:color="000000" w:sz="4"/>
+              <w:right w:val="single" w:color="000000" w:sz="4"/>
+            </w:tcBorders>
+            <w:shd w:fill="EDEDED" w:color="auto" w:val="clear"/>
+            <w:tcMar>
+              <w:top w:type="dxa" w:w="40"/>
+              <w:left w:type="dxa" w:w="80"/>
+              <w:bottom w:type="dxa" w:w="40"/>
+              <w:right w:type="dxa" w:w="80"/>
+            </w:tcMar>
+          </w:tcPr>
+          <w:p>
+            <w:r>
+              <w:rPr>
+                <w:rFonts w:ascii="Yu Gothic" w:cs="Yu Gothic" w:eastAsia="Yu Gothic" w:hAnsi="Yu Gothic"/>
+                <w:b/>
+                <w:bCs/>
+                <w:sz w:val="18"/>
+                <w:szCs w:val="18"/>
+              </w:rPr>
+              <w:t xml:space="preserve">内容</w:t>
+            </w:r>
+          </w:p>
+        </w:tc>
+      </w:tr>
+      <w:tr>
+        <w:trPr>
+          <w:cantSplit/>
+          <w:tblHeader w:val="off"/>
+        </w:trPr>
+        <w:tc>
+          <w:tcPr>
+            <w:tcW w:type="dxa" w:w="2600"/>
+            <w:tcBorders>
+              <w:top w:val="single" w:color="000000" w:sz="4"/>
+              <w:left w:val="single" w:color="000000" w:sz="4"/>
+              <w:bottom w:val="single" w:color="000000" w:sz="4"/>
+              <w:right w:val="single" w:color="000000" w:sz="4"/>
+            </w:tcBorders>
+            <w:tcMar>
+              <w:top w:type="dxa" w:w="40"/>
+              <w:left w:type="dxa" w:w="80"/>
+              <w:bottom w:type="dxa" w:w="40"/>
+              <w:right w:type="dxa" w:w="80"/>
+            </w:tcMar>
+          </w:tcPr>
+          <w:p>
+            <w:r>
+              <w:rPr>
+                <w:rFonts w:ascii="Yu Gothic" w:cs="Yu Gothic" w:eastAsia="Yu Gothic" w:hAnsi="Yu Gothic"/>
+                <w:b w:val="false"/>
+                <w:bCs w:val="false"/>
+                <w:sz w:val="18"/>
+                <w:szCs w:val="18"/>
+              </w:rPr>
+              <w:t xml:space="preserve">出版時期</w:t>
+            </w:r>
+          </w:p>
+        </w:tc>
+        <w:tc>
+          <w:tcPr>
+            <w:tcW w:type="dxa" w:w="7000"/>
+            <w:tcBorders>
+              <w:top w:val="single" w:color="000000" w:sz="4"/>
+              <w:left w:val="single" w:color="000000" w:sz="4"/>
+              <w:bottom w:val="single" w:color="000000" w:sz="4"/>
+              <w:right w:val="single" w:color="000000" w:sz="4"/>
+            </w:tcBorders>
+            <w:tcMar>
+              <w:top w:type="dxa" w:w="40"/>
+              <w:left w:type="dxa" w:w="80"/>
+              <w:bottom w:type="dxa" w:w="40"/>
+              <w:right w:type="dxa" w:w="80"/>
+            </w:tcMar>
+          </w:tcPr>
+          <w:p>
+            <w:r>
+              <w:rPr>
+                <w:rFonts w:ascii="Yu Gothic" w:cs="Yu Gothic" w:eastAsia="Yu Gothic" w:hAnsi="Yu Gothic"/>
+                <w:b w:val="false"/>
+                <w:bCs w:val="false"/>
+                <w:sz w:val="18"/>
+                <w:szCs w:val="18"/>
+              </w:rPr>
+              <w:t xml:space="preserve">2028年6月頃</w:t>
+            </w:r>
+          </w:p>
+        </w:tc>
+      </w:tr>
+      <w:tr>
+        <w:trPr>
+          <w:cantSplit/>
+          <w:tblHeader w:val="off"/>
+        </w:trPr>
+        <w:tc>
+          <w:tcPr>
+            <w:tcW w:type="dxa" w:w="2600"/>
+            <w:tcBorders>
+              <w:top w:val="single" w:color="000000" w:sz="4"/>
+              <w:left w:val="single" w:color="000000" w:sz="4"/>
+              <w:bottom w:val="single" w:color="000000" w:sz="4"/>
+              <w:right w:val="single" w:color="000000" w:sz="4"/>
+            </w:tcBorders>
+            <w:tcMar>
+              <w:top w:type="dxa" w:w="40"/>
+              <w:left w:type="dxa" w:w="80"/>
+              <w:bottom w:type="dxa" w:w="40"/>
+              <w:right w:type="dxa" w:w="80"/>
+            </w:tcMar>
+          </w:tcPr>
+          <w:p>
+            <w:r>
+              <w:rPr>
+                <w:rFonts w:ascii="Yu Gothic" w:cs="Yu Gothic" w:eastAsia="Yu Gothic" w:hAnsi="Yu Gothic"/>
+                <w:b w:val="false"/>
+                <w:bCs w:val="false"/>
+                <w:sz w:val="18"/>
+                <w:szCs w:val="18"/>
+              </w:rPr>
+              <w:t xml:space="preserve">発行部数</w:t>
+            </w:r>
+          </w:p>
+        </w:tc>
+        <w:tc>
+          <w:tcPr>
+            <w:tcW w:type="dxa" w:w="7000"/>
+            <w:tcBorders>
+              <w:top w:val="single" w:color="000000" w:sz="4"/>
+              <w:left w:val="single" w:color="000000" w:sz="4"/>
+              <w:bottom w:val="single" w:color="000000" w:sz="4"/>
+              <w:right w:val="single" w:color="000000" w:sz="4"/>
+            </w:tcBorders>
+            <w:tcMar>
+              <w:top w:type="dxa" w:w="40"/>
+              <w:left w:type="dxa" w:w="80"/>
+              <w:bottom w:type="dxa" w:w="40"/>
+              <w:right w:type="dxa" w:w="80"/>
+            </w:tcMar>
+          </w:tcPr>
+          <w:p>
+            <w:r>
+              <w:rPr>
+                <w:rFonts w:ascii="Yu Gothic" w:cs="Yu Gothic" w:eastAsia="Yu Gothic" w:hAnsi="Yu Gothic"/>
+                <w:b w:val="false"/>
+                <w:bCs w:val="false"/>
+                <w:sz w:val="18"/>
+                <w:szCs w:val="18"/>
+              </w:rPr>
+              <w:t xml:space="preserve">1刷4,000部(前回1,500部)</w:t>
+            </w:r>
+          </w:p>
+        </w:tc>
+      </w:tr>
+      <w:tr>
+        <w:trPr>
+          <w:cantSplit/>
+          <w:tblHeader w:val="off"/>
+        </w:trPr>
+        <w:tc>
+          <w:tcPr>
+            <w:tcW w:type="dxa" w:w="2600"/>
+            <w:tcBorders>
+              <w:top w:val="single" w:color="000000" w:sz="4"/>
+              <w:left w:val="single" w:color="000000" w:sz="4"/>
+              <w:bottom w:val="single" w:color="000000" w:sz="4"/>
+              <w:right w:val="single" w:color="000000" w:sz="4"/>
+            </w:tcBorders>
+            <w:tcMar>
+              <w:top w:type="dxa" w:w="40"/>
+              <w:left w:type="dxa" w:w="80"/>
+              <w:bottom w:type="dxa" w:w="40"/>
+              <w:right w:type="dxa" w:w="80"/>
+            </w:tcMar>
+          </w:tcPr>
+          <w:p>
+            <w:r>
+              <w:rPr>
+                <w:rFonts w:ascii="Yu Gothic" w:cs="Yu Gothic" w:eastAsia="Yu Gothic" w:hAnsi="Yu Gothic"/>
+                <w:b w:val="false"/>
+                <w:bCs w:val="false"/>
+                <w:sz w:val="18"/>
+                <w:szCs w:val="18"/>
+              </w:rPr>
+              <w:t xml:space="preserve">予算</w:t>
+            </w:r>
+          </w:p>
+        </w:tc>
+        <w:tc>
+          <w:tcPr>
+            <w:tcW w:type="dxa" w:w="7000"/>
+            <w:tcBorders>
+              <w:top w:val="single" w:color="000000" w:sz="4"/>
+              <w:left w:val="single" w:color="000000" w:sz="4"/>
+              <w:bottom w:val="single" w:color="000000" w:sz="4"/>
+              <w:right w:val="single" w:color="000000" w:sz="4"/>
+            </w:tcBorders>
+            <w:tcMar>
+              <w:top w:type="dxa" w:w="40"/>
+              <w:left w:type="dxa" w:w="80"/>
+              <w:bottom w:type="dxa" w:w="40"/>
+              <w:right w:type="dxa" w:w="80"/>
+            </w:tcMar>
+          </w:tcPr>
+          <w:p>
+            <w:r>
+              <w:rPr>
+                <w:rFonts w:ascii="Yu Gothic" w:cs="Yu Gothic" w:eastAsia="Yu Gothic" w:hAnsi="Yu Gothic"/>
+                <w:b w:val="false"/>
+                <w:bCs w:val="false"/>
+                <w:sz w:val="18"/>
+                <w:szCs w:val="18"/>
+              </w:rPr>
+              <w:t xml:space="preserve">90万円: SRの謝金30万円、総論の謝金38万円、外部評価委員の謝金3万円、事務委託費19万円。出版・編集費0円、会議費0円(web)、対面会議の予定なし</w:t>
+            </w:r>
+          </w:p>
+        </w:tc>
+      </w:tr>
+      <w:tr>
+        <w:trPr>
+          <w:cantSplit/>
+          <w:tblHeader w:val="off"/>
+        </w:trPr>
+        <w:tc>
+          <w:tcPr>
+            <w:tcW w:type="dxa" w:w="2600"/>
+            <w:tcBorders>
+              <w:top w:val="single" w:color="000000" w:sz="4"/>
+              <w:left w:val="single" w:color="000000" w:sz="4"/>
+              <w:bottom w:val="single" w:color="000000" w:sz="4"/>
+              <w:right w:val="single" w:color="000000" w:sz="4"/>
+            </w:tcBorders>
+            <w:tcMar>
+              <w:top w:type="dxa" w:w="40"/>
+              <w:left w:type="dxa" w:w="80"/>
+              <w:bottom w:type="dxa" w:w="40"/>
+              <w:right w:type="dxa" w:w="80"/>
+            </w:tcMar>
+          </w:tcPr>
+          <w:p>
+            <w:r>
+              <w:rPr>
+                <w:rFonts w:ascii="Yu Gothic" w:cs="Yu Gothic" w:eastAsia="Yu Gothic" w:hAnsi="Yu Gothic"/>
+                <w:b w:val="false"/>
+                <w:bCs w:val="false"/>
+                <w:sz w:val="18"/>
+                <w:szCs w:val="18"/>
+              </w:rPr>
+              <w:t xml:space="preserve">財源</w:t>
+            </w:r>
+          </w:p>
+        </w:tc>
+        <w:tc>
+          <w:tcPr>
+            <w:tcW w:type="dxa" w:w="7000"/>
+            <w:tcBorders>
+              <w:top w:val="single" w:color="000000" w:sz="4"/>
+              <w:left w:val="single" w:color="000000" w:sz="4"/>
+              <w:bottom w:val="single" w:color="000000" w:sz="4"/>
+              <w:right w:val="single" w:color="000000" w:sz="4"/>
+            </w:tcBorders>
+            <w:tcMar>
+              <w:top w:type="dxa" w:w="40"/>
+              <w:left w:type="dxa" w:w="80"/>
+              <w:bottom w:type="dxa" w:w="40"/>
+              <w:right w:type="dxa" w:w="80"/>
+            </w:tcMar>
+          </w:tcPr>
+          <w:p>
+            <w:r>
+              <w:rPr>
+                <w:rFonts w:ascii="Yu Gothic" w:cs="Yu Gothic" w:eastAsia="Yu Gothic" w:hAnsi="Yu Gothic"/>
+                <w:b w:val="false"/>
+                <w:bCs w:val="false"/>
+                <w:sz w:val="18"/>
+                <w:szCs w:val="18"/>
+              </w:rPr>
+              <w:t xml:space="preserve">小林がん学術振興会「支持療法・緩和治療研究、活動に対する助成」。JASCC間接経費10万円</w:t>
+            </w:r>
+          </w:p>
+        </w:tc>
+      </w:tr>
+      <w:tr>
+        <w:trPr>
+          <w:cantSplit/>
+          <w:tblHeader w:val="off"/>
+        </w:trPr>
+        <w:tc>
+          <w:tcPr>
+            <w:tcW w:type="dxa" w:w="2600"/>
+            <w:tcBorders>
+              <w:top w:val="single" w:color="000000" w:sz="4"/>
+              <w:left w:val="single" w:color="000000" w:sz="4"/>
+              <w:bottom w:val="single" w:color="000000" w:sz="4"/>
+              <w:right w:val="single" w:color="000000" w:sz="4"/>
+            </w:tcBorders>
+            <w:tcMar>
+              <w:top w:type="dxa" w:w="40"/>
+              <w:left w:type="dxa" w:w="80"/>
+              <w:bottom w:type="dxa" w:w="40"/>
+              <w:right w:type="dxa" w:w="80"/>
+            </w:tcMar>
+          </w:tcPr>
+          <w:p>
+            <w:r>
+              <w:rPr>
+                <w:rFonts w:ascii="Yu Gothic" w:cs="Yu Gothic" w:eastAsia="Yu Gothic" w:hAnsi="Yu Gothic"/>
+                <w:b w:val="false"/>
+                <w:bCs w:val="false"/>
+                <w:sz w:val="18"/>
+                <w:szCs w:val="18"/>
+              </w:rPr>
+              <w:t xml:space="preserve">公表形態</w:t>
+            </w:r>
+          </w:p>
+        </w:tc>
+        <w:tc>
+          <w:tcPr>
+            <w:tcW w:type="dxa" w:w="7000"/>
+            <w:tcBorders>
+              <w:top w:val="single" w:color="000000" w:sz="4"/>
+              <w:left w:val="single" w:color="000000" w:sz="4"/>
+              <w:bottom w:val="single" w:color="000000" w:sz="4"/>
+              <w:right w:val="single" w:color="000000" w:sz="4"/>
+            </w:tcBorders>
+            <w:tcMar>
+              <w:top w:type="dxa" w:w="40"/>
+              <w:left w:type="dxa" w:w="80"/>
+              <w:bottom w:type="dxa" w:w="40"/>
+              <w:right w:type="dxa" w:w="80"/>
+            </w:tcMar>
+          </w:tcPr>
+          <w:p>
+            <w:r>
+              <w:rPr>
+                <w:rFonts w:ascii="Yu Gothic" w:cs="Yu Gothic" w:eastAsia="Yu Gothic" w:hAnsi="Yu Gothic"/>
+                <w:b w:val="false"/>
+                <w:bCs w:val="false"/>
+                <w:sz w:val="18"/>
+                <w:szCs w:val="18"/>
+              </w:rPr>
+              <w:t xml:space="preserve">書籍(金原出版)、学会ホームページ(出版1年後から、一般向け)、Mindsホームページ(一般向け)</w:t>
+            </w:r>
+          </w:p>
+        </w:tc>
+      </w:tr>
+      <w:tr>
+        <w:trPr>
+          <w:cantSplit/>
+          <w:tblHeader w:val="off"/>
+        </w:trPr>
+        <w:tc>
+          <w:tcPr>
+            <w:tcW w:type="dxa" w:w="2600"/>
+            <w:tcBorders>
+              <w:top w:val="single" w:color="000000" w:sz="4"/>
+              <w:left w:val="single" w:color="000000" w:sz="4"/>
+              <w:bottom w:val="single" w:color="000000" w:sz="4"/>
+              <w:right w:val="single" w:color="000000" w:sz="4"/>
+            </w:tcBorders>
+            <w:tcMar>
+              <w:top w:type="dxa" w:w="40"/>
+              <w:left w:type="dxa" w:w="80"/>
+              <w:bottom w:type="dxa" w:w="40"/>
+              <w:right w:type="dxa" w:w="80"/>
+            </w:tcMar>
+          </w:tcPr>
+          <w:p>
+            <w:r>
+              <w:rPr>
+                <w:rFonts w:ascii="Yu Gothic" w:cs="Yu Gothic" w:eastAsia="Yu Gothic" w:hAnsi="Yu Gothic"/>
+                <w:b w:val="false"/>
+                <w:bCs w:val="false"/>
+                <w:sz w:val="18"/>
+                <w:szCs w:val="18"/>
+              </w:rPr>
+              <w:t xml:space="preserve">継続的改訂体制</w:t>
+            </w:r>
+          </w:p>
+        </w:tc>
+        <w:tc>
+          <w:tcPr>
+            <w:tcW w:type="dxa" w:w="7000"/>
+            <w:tcBorders>
+              <w:top w:val="single" w:color="000000" w:sz="4"/>
+              <w:left w:val="single" w:color="000000" w:sz="4"/>
+              <w:bottom w:val="single" w:color="000000" w:sz="4"/>
+              <w:right w:val="single" w:color="000000" w:sz="4"/>
+            </w:tcBorders>
+            <w:tcMar>
+              <w:top w:type="dxa" w:w="40"/>
+              <w:left w:type="dxa" w:w="80"/>
+              <w:bottom w:type="dxa" w:w="40"/>
+              <w:right w:type="dxa" w:w="80"/>
+            </w:tcMar>
+          </w:tcPr>
+          <w:p>
+            <w:r>
+              <w:rPr>
+                <w:rFonts w:ascii="Yu Gothic" w:cs="Yu Gothic" w:eastAsia="Yu Gothic" w:hAnsi="Yu Gothic"/>
+                <w:b w:val="false"/>
+                <w:bCs w:val="false"/>
+                <w:sz w:val="18"/>
+                <w:szCs w:val="18"/>
+              </w:rPr>
+              <w:t xml:space="preserve">あり</w:t>
+            </w:r>
+          </w:p>
+        </w:tc>
+      </w:tr>
+    </w:tbl>
+    <w:p>
+      <w:pPr>
+        <w:pStyle w:val="Heading1"/>
+        <w:spacing w:after="120" w:before="280"/>
+      </w:pPr>
+      <w:r>
+        <w:rPr>
+          <w:rFonts w:ascii="Yu Gothic" w:cs="Yu Gothic" w:eastAsia="Yu Gothic" w:hAnsi="Yu Gothic"/>
+          <w:b/>
+          <w:bCs/>
+          <w:sz w:val="26"/>
+          <w:szCs w:val="26"/>
+        </w:rPr>
+        <w:t xml:space="preserve">13. 利益相反(COI)と資金</w:t>
       </w:r>
     </w:p>
     <w:p>
@@ -5813,7 +6311,7 @@
           <w:sz w:val="20"/>
           <w:szCs w:val="20"/>
         </w:rPr>
-        <w:t xml:space="preserve">全委員と患者代表がCOI申告書を提出する。投票に関するCOIの扱いは第8章のとおり。作成資金の出所と、資金提供者が内容に関与しないことを作成経過に記載する(要確認)。</w:t>
+        <w:t xml:space="preserve">全委員と外部評価委員がCOI申告書を提出する。投票に関するCOIの扱いは第8章のとおり。作成資金の出所と、資金提供者が内容に関与しないことを作成経過に記載する(要確認)。</w:t>
       </w:r>
     </w:p>
     <w:p>

--- a/platform/scope/out/1_Scope改訂案.docx
+++ b/platform/scope/out/1_Scope改訂案.docx
@@ -3016,7 +3016,7 @@
                 <w:sz w:val="18"/>
                 <w:szCs w:val="18"/>
               </w:rPr>
-              <w:t xml:space="preserve">華井明子(委員長・千葉大学)、吉田陽一郎(福岡大学病院)</w:t>
+              <w:t xml:space="preserve">華井明子(委員長)、吉田陽一郎(WG長)</w:t>
             </w:r>
           </w:p>
         </w:tc>
@@ -3045,7 +3045,7 @@
                 <w:sz w:val="18"/>
                 <w:szCs w:val="18"/>
               </w:rPr>
-              <w:t xml:space="preserve">企画書、提案書v2</w:t>
+              <w:t xml:space="preserve">企画書 1.作成体制</w:t>
             </w:r>
           </w:p>
         </w:tc>
@@ -3173,7 +3173,7 @@
                 <w:sz w:val="18"/>
                 <w:szCs w:val="18"/>
               </w:rPr>
-              <w:t xml:space="preserve">診療ガイドライン作成グループ</w:t>
+              <w:t xml:space="preserve">診療ガイドライン作成グループ委員</w:t>
             </w:r>
           </w:p>
         </w:tc>
@@ -3202,7 +3202,7 @@
                 <w:sz w:val="18"/>
                 <w:szCs w:val="18"/>
               </w:rPr>
-              <w:t xml:space="preserve">委員長: 古川孝広(がん研究会有明病院)。委員: 宇和川匡、荒尾晴惠、神林祐子、内藤陽一、中島寿久、縄田修一、松岡宏、武井大輔、田辺裕子、中川夏樹、平川聡史(以上、今回SRグループから作成グループへ・新規を含む)、菊池健、坂下博之、中川貴之(今回新規参画)</w:t>
+              <w:t xml:space="preserve">古川孝広(委員長)、宇和川匡、荒尾晴惠、神林祐子、内藤陽一、中島寿久、縄田修一、松岡宏、武井大輔、田辺裕子、中川夏樹、平川聡史、菊池健、坂下博之、中川貴之</w:t>
             </w:r>
           </w:p>
         </w:tc>
@@ -3231,7 +3231,7 @@
                 <w:sz w:val="18"/>
                 <w:szCs w:val="18"/>
               </w:rPr>
-              <w:t xml:space="preserve">提案書v2</w:t>
+              <w:t xml:space="preserve">武井大輔以降の7名は今回から参画(企画書)</w:t>
             </w:r>
           </w:p>
         </w:tc>
@@ -3295,7 +3295,7 @@
                 <w:sz w:val="18"/>
                 <w:szCs w:val="18"/>
               </w:rPr>
-              <w:t xml:space="preserve">委員長: 華井明子。委員: 伊藤哲也、上野真行、釆野優、大岩彩乃、神田清子、京田亜由美、草場正彦、佐藤淳也、高木雄亮、武井大輔、田辺裕子、中川夏樹、平川聡史、松坂和正、元雄良治、山田恵子、山本瀬奈、渡辺大地</w:t>
+              <w:t xml:space="preserve">委員長: 中川夏樹。委員: 伊藤哲也、上野真行、釆野優、大岩彩乃、神田清子、京田亜由美、草場正彦、佐藤淳也、高木雄亮、松坂和正、元雄良治、山田恵子、山本瀬奈、渡辺大地。参画打診中: 久保絵美、川口展子、在原洋平</w:t>
             </w:r>
           </w:p>
         </w:tc>
@@ -3324,7 +3324,7 @@
                 <w:sz w:val="18"/>
                 <w:szCs w:val="18"/>
               </w:rPr>
-              <w:t xml:space="preserve">提案書v2。担当はCQごと(第5章)</w:t>
+              <w:t xml:space="preserve">企画書。担当はCQごと(第5章)</w:t>
             </w:r>
           </w:p>
         </w:tc>
@@ -3435,22 +3435,7 @@
           <w:sz w:val="18"/>
           <w:szCs w:val="18"/>
         </w:rPr>
-        <w:t xml:space="preserve">要確認: 企画書のSR担当に久保絵美・川口展子・在原洋平(参画打診中)が含まれるが、提案書v2のSRチーム名簿にはない。</w:t>
-      </w:r>
-    </w:p>
-    <w:p>
-      <w:pPr>
-        <w:spacing w:after="100"/>
-      </w:pPr>
-      <w:r>
-        <w:rPr>
-          <w:rFonts w:ascii="Yu Gothic" w:cs="Yu Gothic" w:eastAsia="Yu Gothic" w:hAnsi="Yu Gothic"/>
-          <w:i/>
-          <w:iCs/>
-          <w:sz w:val="18"/>
-          <w:szCs w:val="18"/>
-        </w:rPr>
-        <w:t xml:space="preserve">本章は企画書(Ver1 2026年6月17日)と提案書v2の転記である。変更は統括委員会が承認するまで行わない。</w:t>
+        <w:t xml:space="preserve">本章の体制は企画書(Ver1 2026年6月17日)の転記である(依頼者の指示により、メンバーは企画書に合わせた)。変更は統括委員会が承認するまで行わない。</w:t>
       </w:r>
     </w:p>
     <w:p>
